--- a/word/第0章/二审/盲审汇总与说明.docx
+++ b/word/第0章/二审/盲审汇总与说明.docx
@@ -212,17 +212,7 @@
           <w:b/>
           <w:sz w:val="21"/>
         </w:rPr>
-        <w:t>针对评阅人三</w:t>
-      </w:r>
-      <w:bookmarkStart w:id="0" w:name="_GoBack"/>
-      <w:bookmarkEnd w:id="0"/>
-      <w:r>
-        <w:rPr>
-          <w:rFonts w:ascii="宋体" w:hAnsi="宋体" w:eastAsia="宋体"/>
-          <w:b/>
-          <w:sz w:val="21"/>
-        </w:rPr>
-        <w:t>的意见修改说明</w:t>
+        <w:t>针对评阅人三的意见修改说明</w:t>
       </w:r>
     </w:p>
     <w:p>
@@ -657,7 +647,17 @@
           <w:sz w:val="21"/>
           <w:lang w:val="en-US" w:eastAsia="zh-CN"/>
         </w:rPr>
-        <w:t>提高了时序图的清晰度。</w:t>
+        <w:t>提高了时序图</w:t>
+      </w:r>
+      <w:bookmarkStart w:id="0" w:name="_GoBack"/>
+      <w:bookmarkEnd w:id="0"/>
+      <w:r>
+        <w:rPr>
+          <w:rFonts w:hint="eastAsia"/>
+          <w:sz w:val="21"/>
+          <w:lang w:val="en-US" w:eastAsia="zh-CN"/>
+        </w:rPr>
+        <w:t>清晰度。</w:t>
       </w:r>
     </w:p>
     <w:sectPr>
@@ -902,8 +902,8 @@
     <w:lsdException w:uiPriority="99" w:name="Normal Indent"/>
     <w:lsdException w:uiPriority="99" w:name="footnote text"/>
     <w:lsdException w:uiPriority="99" w:name="annotation text"/>
-    <w:lsdException w:uiPriority="99" w:semiHidden="0" w:name="header"/>
-    <w:lsdException w:uiPriority="99" w:semiHidden="0" w:name="footer"/>
+    <w:lsdException w:qFormat="1" w:uiPriority="99" w:semiHidden="0" w:name="header"/>
+    <w:lsdException w:qFormat="1" w:uiPriority="99" w:semiHidden="0" w:name="footer"/>
     <w:lsdException w:uiPriority="99" w:name="index heading"/>
     <w:lsdException w:qFormat="1" w:uiPriority="35" w:name="caption"/>
     <w:lsdException w:uiPriority="99" w:name="table of figures"/>
@@ -936,7 +936,7 @@
     <w:lsdException w:qFormat="1" w:unhideWhenUsed="0" w:uiPriority="10" w:semiHidden="0" w:name="Title"/>
     <w:lsdException w:uiPriority="99" w:name="Closing"/>
     <w:lsdException w:uiPriority="99" w:name="Signature"/>
-    <w:lsdException w:uiPriority="1" w:name="Default Paragraph Font"/>
+    <w:lsdException w:qFormat="1" w:uiPriority="1" w:name="Default Paragraph Font"/>
     <w:lsdException w:qFormat="1" w:uiPriority="99" w:semiHidden="0" w:name="Body Text"/>
     <w:lsdException w:uiPriority="99" w:name="Body Text Indent"/>
     <w:lsdException w:qFormat="1" w:uiPriority="99" w:semiHidden="0" w:name="List Continue"/>
@@ -1378,6 +1378,7 @@
     <w:name w:val="Default Paragraph Font"/>
     <w:semiHidden/>
     <w:unhideWhenUsed/>
+    <w:qFormat/>
     <w:uiPriority w:val="1"/>
   </w:style>
   <w:style w:type="table" w:default="1" w:styleId="32">
@@ -1592,6 +1593,7 @@
     <w:basedOn w:val="1"/>
     <w:link w:val="136"/>
     <w:unhideWhenUsed/>
+    <w:qFormat/>
     <w:uiPriority w:val="99"/>
     <w:pPr>
       <w:tabs>
@@ -1606,6 +1608,7 @@
     <w:basedOn w:val="1"/>
     <w:link w:val="135"/>
     <w:unhideWhenUsed/>
+    <w:qFormat/>
     <w:uiPriority w:val="99"/>
     <w:pPr>
       <w:tabs>
@@ -13300,6 +13303,7 @@
     <w:name w:val="Heading 2 Char"/>
     <w:basedOn w:val="132"/>
     <w:link w:val="4"/>
+    <w:qFormat/>
     <w:uiPriority w:val="9"/>
     <w:rPr>
       <w:rFonts w:asciiTheme="majorHAnsi" w:hAnsiTheme="majorHAnsi" w:eastAsiaTheme="majorEastAsia" w:cstheme="majorBidi"/>
@@ -13336,6 +13340,7 @@
     <w:name w:val="Title Char"/>
     <w:basedOn w:val="132"/>
     <w:link w:val="31"/>
+    <w:qFormat/>
     <w:uiPriority w:val="10"/>
     <w:rPr>
       <w:rFonts w:asciiTheme="majorHAnsi" w:hAnsiTheme="majorHAnsi" w:eastAsiaTheme="majorEastAsia" w:cstheme="majorBidi"/>

--- a/word/第0章/二审/盲审汇总与说明.docx
+++ b/word/第0章/二审/盲审汇总与说明.docx
@@ -36,7 +36,37 @@
           <w:rFonts w:ascii="宋体" w:hAnsi="宋体" w:eastAsia="宋体"/>
           <w:sz w:val="21"/>
         </w:rPr>
-        <w:t>评阅人三提出以下修改意见：（1）3.2.4节未体现哈希层创新性设计策略，只介绍了实现流程；（2）iNaturalist 2018筛选标准不明确，是否真含古树名木样本，GPS精度是否满足要求，缺失坐标如何处理；（3）BFATH数据集仅300张样本，消融实验统计显著性有限；（4）缺少与多模态哈希方法（DCMH、SSAH）的横向对比，缺乏外部参照系；（5）系统功能不完善，缺乏科、属、种等基本检索功能，系统工程量较为单薄；（6）Adaptive名实不符，主模型采用特征拼接，注意力加权融合仅作为备选方案且未在实验中验证；（7）1.2.2节最后2段冗余；（8）3.2.2节不同的图像特征编码器基本知识不需要在本节介绍；（9）3.2.2节应明确分别对图像特征和位置特征编码，应将3.2.3节位置编码迁移到3.2.2节；（10）3.2.4节有明显AI痕迹，双引号标点均不对，公式3-10字体格式不对，公式3-16缺乏说明，公式3-18取值范围有误；（11）公式3-17中的参数定义不规范，建议归一化；（12）3.3.3节mAP计算方式不明确，Recall@K指标中数据描述与前文不符；（13）3.4.1节提及"本论文报告单次运行的实验结果"不合理不科学；（14）L2I检索逻辑缺乏说明，查询输入的位置信息是什么缺乏说明；（15）第4章标题应和正文保持一致；（16）部分专业术语界定不严谨，"图像信息/数据/视觉/特征"、"地理位置元数据"等表述前后不一致；（17）图4.6、4.7中文字过小，严重影响可读性。</w:t>
+        <w:t>评阅人三提出以下修改意见：（1）</w:t>
+      </w:r>
+      <w:r>
+        <w:rPr>
+          <w:rFonts w:ascii="宋体" w:hAnsi="宋体" w:eastAsia="宋体"/>
+          <w:color w:val="FF0000"/>
+          <w:sz w:val="21"/>
+        </w:rPr>
+        <w:t>3.2.4节未体现哈希层创新性设计策略，只介绍了实现流程；</w:t>
+      </w:r>
+      <w:r>
+        <w:rPr>
+          <w:rFonts w:ascii="宋体" w:hAnsi="宋体" w:eastAsia="宋体"/>
+          <w:sz w:val="21"/>
+        </w:rPr>
+        <w:t>（2）iNaturalist 2018筛选标准不明确，是否真含古树名木样本，GPS精度是否满足要求，缺失坐标如何处理；（3）BFATH数据集仅300张样本，消融实验统计显著性有限；（4）缺少与多模态哈希方法（DCMH、SSAH）的横向对比，缺乏外部参照系；（5）系统功能不完善，缺乏科、属、种等基本检索功能，系统工程量较为单薄；（6）Adaptive名实不符，主模型采用特征拼接，注意力加权融合仅作为备选方案且未在实验中验证；（7）1.2.2节最后2段冗余；（8）3.2.2节不同的图像特征编码器基本知识不需要在本节介绍；（9）3.2.2节应明确分别对图像特征和位置特征编码，应将3.2.3节位置编码迁移到3.2.2节；（10）3.2.4节有明显AI痕迹，双引号标点均不对，公式3-10字体格式不对，公式3-16缺乏说明，公式3-18取值范围有误；</w:t>
+      </w:r>
+      <w:r>
+        <w:rPr>
+          <w:rFonts w:ascii="宋体" w:hAnsi="宋体" w:eastAsia="宋体"/>
+          <w:color w:val="FF0000"/>
+          <w:sz w:val="21"/>
+        </w:rPr>
+        <w:t>（11）公式3-17中的参数定义不规范，建议归一化</w:t>
+      </w:r>
+      <w:r>
+        <w:rPr>
+          <w:rFonts w:ascii="宋体" w:hAnsi="宋体" w:eastAsia="宋体"/>
+          <w:sz w:val="21"/>
+        </w:rPr>
+        <w:t>；（12）3.3.3节mAP计算方式不明确，Recall@K指标中数据描述与前文不符；（13）3.4.1节提及"本论文报告单次运行的实验结果"不合理不科学；（14）L2I检索逻辑缺乏说明，查询输入的位置信息是什么缺乏说明；（15）第4章标题应和正文保持一致；（16）部分专业术语界定不严谨，"图像信息/数据/视觉/特征"、"地理位置元数据"等表述前后不一致；（17）图4.6、4.7中文字过小，严重影响可读性。</w:t>
       </w:r>
     </w:p>
     <w:p/>
@@ -431,13 +461,28 @@
       </w:r>
     </w:p>
     <w:p>
+      <w:pPr>
+        <w:rPr>
+          <w:rFonts w:hint="eastAsia" w:ascii="宋体" w:hAnsi="宋体" w:eastAsia="宋体"/>
+          <w:sz w:val="21"/>
+        </w:rPr>
+      </w:pPr>
       <w:r>
         <w:rPr>
           <w:rFonts w:ascii="宋体" w:hAnsi="宋体" w:eastAsia="宋体"/>
           <w:sz w:val="21"/>
         </w:rPr>
-        <w:t>回复：感谢评阅专家的指正。本人已在3.2.5节明确三种损失权重：Triplet Loss（λ₁=1.0，主导损失）、Contrastive Loss（λ₂=0.5，辅助损失）、Quantization Loss（λ₃=0.1，约束损失），并说明了"主导-辅助"配比原则；3.4.4节超参数实验验证了该配比的合理性。</w:t>
+        <w:t>回复：</w:t>
       </w:r>
+      <w:r>
+        <w:rPr>
+          <w:rFonts w:hint="eastAsia" w:ascii="宋体" w:hAnsi="宋体" w:eastAsia="宋体"/>
+          <w:sz w:val="21"/>
+        </w:rPr>
+        <w:t>感谢评阅专家的指正。本人已将三种损失权重按10:5:1的比例归一化，令λ₁=10/16，λ₂=5/16，λ₃=1/16，满足λ₁+λ₂+λ₃=1。该归一化配比与原1.0/0.5/0.1配置保持相同的相对比例，不影响优化方向与实验结果；3.4.4节超参数敏感性分析进一步验证了该配比的合理性。</w:t>
+      </w:r>
+      <w:bookmarkStart w:id="0" w:name="_GoBack"/>
+      <w:bookmarkEnd w:id="0"/>
     </w:p>
     <w:p>
       <w:r>
@@ -647,17 +692,7 @@
           <w:sz w:val="21"/>
           <w:lang w:val="en-US" w:eastAsia="zh-CN"/>
         </w:rPr>
-        <w:t>提高了时序图</w:t>
-      </w:r>
-      <w:bookmarkStart w:id="0" w:name="_GoBack"/>
-      <w:bookmarkEnd w:id="0"/>
-      <w:r>
-        <w:rPr>
-          <w:rFonts w:hint="eastAsia"/>
-          <w:sz w:val="21"/>
-          <w:lang w:val="en-US" w:eastAsia="zh-CN"/>
-        </w:rPr>
-        <w:t>清晰度。</w:t>
+        <w:t>提高了时序图清晰度。</w:t>
       </w:r>
     </w:p>
     <w:sectPr>

--- a/word/第0章/二审/盲审汇总与说明.docx
+++ b/word/第0章/二审/盲审汇总与说明.docx
@@ -18,17 +18,54 @@
           <w:rFonts w:ascii="宋体" w:hAnsi="宋体" w:eastAsia="宋体"/>
           <w:sz w:val="21"/>
         </w:rPr>
-        <w:t>评阅人一提出以下修改意见：（1）第2章内容太多，需要精简；（2）基线对比均为单模态方法，缺少多模态哈希方法实验对比；（3）自建BFATH数据集仅300样本，规模偏小，消融实验结论受统计波动影响。</w:t>
+        <w:t>评阅人一提出以下修改意见：（1）第2章内容太多，需要精简；（2）</w:t>
       </w:r>
-    </w:p>
-    <w:p>
+      <w:r>
+        <w:rPr>
+          <w:rFonts w:ascii="宋体" w:hAnsi="宋体" w:eastAsia="宋体"/>
+          <w:color w:val="C00000"/>
+          <w:sz w:val="21"/>
+        </w:rPr>
+        <w:t>基线对比均为单模态方法，缺少多模态哈希方法实验对比；</w:t>
+      </w:r>
       <w:r>
         <w:rPr>
           <w:rFonts w:ascii="宋体" w:hAnsi="宋体" w:eastAsia="宋体"/>
           <w:sz w:val="21"/>
         </w:rPr>
-        <w:t>评阅人二提出以下修改意见：（1）第6页图1.1中，三部分研究内容所在的框格需要用箭头等连接起来，表明三者之间的关系，另外图中留白太多，字体太小，建议重新设计绘图；（2）第14页图2.6中，应为"样本"，而不是"相本"；（3）作者在介绍一些基本概念时，缺乏文献引用，如"多模态融合"；（4）第34页公式3-17中，三个权重的具体值是如何确定的。</w:t>
+        <w:t>（3）自建BFATH数据集仅300样本，规模偏小，消融实验结论受统计波动影响。</w:t>
       </w:r>
+    </w:p>
+    <w:p>
+      <w:pPr>
+        <w:rPr>
+          <w:rFonts w:ascii="宋体" w:hAnsi="宋体" w:eastAsia="宋体"/>
+          <w:sz w:val="21"/>
+        </w:rPr>
+      </w:pPr>
+      <w:r>
+        <w:rPr>
+          <w:rFonts w:ascii="宋体" w:hAnsi="宋体" w:eastAsia="宋体"/>
+          <w:sz w:val="21"/>
+        </w:rPr>
+        <w:t>评阅人二提出以下修改意见：（1）第6页图1.1中，三部分研究内容所在的框格需要用箭头等连接起来，表明三者之间的关系，另外图中留白太多，字体太小，建议重新设计绘图；（2）第14页图2.6中，应为"样本"，而不是"相本"；（3）作者在介绍一些基本概念时，缺乏文献引用，如"多模态融合"；（4）第34页公式3-17中，三个权重的具体值是如何确定的</w:t>
+      </w:r>
+      <w:r>
+        <w:rPr>
+          <w:rFonts w:hint="default"/>
+          <w:lang w:val="en-US" w:eastAsia="zh-CN"/>
+        </w:rPr>
+        <w:t>λ</w:t>
+      </w:r>
+      <w:r>
+        <w:rPr>
+          <w:rFonts w:hint="eastAsia"/>
+          <w:lang w:val="en-US" w:eastAsia="zh-CN"/>
+        </w:rPr>
+        <w:t>。</w:t>
+      </w:r>
+      <w:bookmarkStart w:id="0" w:name="_GoBack"/>
+      <w:bookmarkEnd w:id="0"/>
     </w:p>
     <w:p>
       <w:r>
@@ -51,7 +88,22 @@
           <w:rFonts w:ascii="宋体" w:hAnsi="宋体" w:eastAsia="宋体"/>
           <w:sz w:val="21"/>
         </w:rPr>
-        <w:t>（2）iNaturalist 2018筛选标准不明确，是否真含古树名木样本，GPS精度是否满足要求，缺失坐标如何处理；（3）BFATH数据集仅300张样本，消融实验统计显著性有限；（4）缺少与多模态哈希方法（DCMH、SSAH）的横向对比，缺乏外部参照系；（5）系统功能不完善，缺乏科、属、种等基本检索功能，系统工程量较为单薄；（6）Adaptive名实不符，主模型采用特征拼接，注意力加权融合仅作为备选方案且未在实验中验证；（7）1.2.2节最后2段冗余；（8）3.2.2节不同的图像特征编码器基本知识不需要在本节介绍；（9）3.2.2节应明确分别对图像特征和位置特征编码，应将3.2.3节位置编码迁移到3.2.2节；（10）3.2.4节有明显AI痕迹，双引号标点均不对，公式3-10字体格式不对，公式3-16缺乏说明，公式3-18取值范围有误；</w:t>
+        <w:t>（2）</w:t>
+      </w:r>
+      <w:r>
+        <w:rPr>
+          <w:rFonts w:ascii="宋体" w:hAnsi="宋体" w:eastAsia="宋体"/>
+          <w:color w:val="C00000"/>
+          <w:sz w:val="21"/>
+        </w:rPr>
+        <w:t>iNaturalist 2018筛选标准不明确，是否真含古树名木样本，GPS精度是否满足要求，缺失坐标如何处理；</w:t>
+      </w:r>
+      <w:r>
+        <w:rPr>
+          <w:rFonts w:ascii="宋体" w:hAnsi="宋体" w:eastAsia="宋体"/>
+          <w:sz w:val="21"/>
+        </w:rPr>
+        <w:t>（3）BFATH数据集仅300张样本，消融实验统计显著性有限；（4）缺少与多模态哈希方法（DCMH、SSAH）的横向对比，缺乏外部参照系；（5）系统功能不完善，缺乏科、属、种等基本检索功能，系统工程量较为单薄；（6）Adaptive名实不符，主模型采用特征拼接，注意力加权融合仅作为备选方案且未在实验中验证；（7）1.2.2节最后2段冗余；（8）3.2.2节不同的图像特征编码器基本知识不需要在本节介绍；（9）3.2.2节应明确分别对图像特征和位置特征编码，应将3.2.3节位置编码迁移到3.2.2节；（10）3.2.4节有明显AI痕迹，双引号标点均不对，公式3-10字体格式不对，公式3-16缺乏说明，公式3-18取值范围有误；</w:t>
       </w:r>
       <w:r>
         <w:rPr>
@@ -481,8 +533,6 @@
         </w:rPr>
         <w:t>感谢评阅专家的指正。本人已将三种损失权重按10:5:1的比例归一化，令λ₁=10/16，λ₂=5/16，λ₃=1/16，满足λ₁+λ₂+λ₃=1。该归一化配比与原1.0/0.5/0.1配置保持相同的相对比例，不影响优化方向与实验结果；3.4.4节超参数敏感性分析进一步验证了该配比的合理性。</w:t>
       </w:r>
-      <w:bookmarkStart w:id="0" w:name="_GoBack"/>
-      <w:bookmarkEnd w:id="0"/>
     </w:p>
     <w:p>
       <w:r>
